--- a/zaini_case_audit_output/outputs/word/documents/174_أمر تنفيذ عاتقة ـ نسخة.docx
+++ b/zaini_case_audit_output/outputs/word/documents/174_أمر تنفيذ عاتقة ـ نسخة.docx
@@ -845,7 +845,7 @@
           <w:b w:val="0"/>
           <w:i w:val="0"/>
         </w:rPr>
-        <w:t>!\</w:t>
+        <w:t>\!</w:t>
       </w:r>
     </w:p>
     <w:p>
@@ -1497,7 +1497,7 @@
         </w:rPr>
         <w:t>&lt;https://new.najiz.sa/applications/dashboard&gt;</w:t>
         <w:br/>
-        <w:t>&lt;/#https://new.najiz.sa/applications/iExecution&gt;</w:t>
+        <w:t>&lt;https://new.najiz.sa/applications/iExecution#/&gt;</w:t>
         <w:br/>
         <w:t>&lt;https://new.najiz.sa/applications/iexecution/Requests&gt;</w:t>
         <w:br/>
@@ -1507,19 +1507,19 @@
         <w:br/>
         <w:t>&lt;https://new.najiz.sa/applications/lawsuit/bankruptcy&gt;</w:t>
         <w:br/>
-        <w:t>(1#)[1#\]</w:t>
+        <w:t>[\#1](#1)</w:t>
         <w:br/>
-        <w:t>(1#)[1#\]</w:t>
+        <w:t>[\#1](#1)</w:t>
         <w:br/>
-        <w:t>(1#)[1#\]</w:t>
+        <w:t>[\#1](#1)</w:t>
         <w:br/>
-        <w:t>(1#)[1#\]</w:t>
+        <w:t>[\#1](#1)</w:t>
         <w:br/>
         <w:t>&lt;https://new.najiz.sa/applications/crm/list&gt;</w:t>
         <w:br/>
         <w:t>&lt;https://new.najiz.sa/applications/lawsuit/judicial-fees&gt;</w:t>
         <w:br/>
-        <w:t>(1#)[1#\]</w:t>
+        <w:t>[\#1](#1)</w:t>
         <w:br/>
         <w:t>&lt;https://new.najiz.sa/dashboard&gt;</w:t>
         <w:br/>
@@ -1537,23 +1537,23 @@
         <w:br/>
         <w:t>&lt;https://new.najiz.sa/applications/lawsuit/bankruptcy&gt;</w:t>
         <w:br/>
-        <w:t>(1#)[1#\]</w:t>
+        <w:t>[\#1](#1)</w:t>
         <w:br/>
-        <w:t>(1#)[1#\]</w:t>
+        <w:t>[\#1](#1)</w:t>
         <w:br/>
-        <w:t>(1#)[1#\]</w:t>
+        <w:t>[\#1](#1)</w:t>
         <w:br/>
-        <w:t>(1#)[1#\]</w:t>
+        <w:t>[\#1](#1)</w:t>
         <w:br/>
         <w:t>&lt;https://new.najiz.sa/applications/crm/list&gt;</w:t>
         <w:br/>
         <w:t>&lt;https://new.najiz.sa/applications/lawsuit/judicial-fees&gt;</w:t>
         <w:br/>
-        <w:t>(1#)[1#\]</w:t>
+        <w:t>[\#1](#1)</w:t>
         <w:br/>
         <w:t>&lt;https://new.najiz.sa/dashboard&gt;</w:t>
         <w:br/>
-        <w:t>(mailto:1950@moj.gov.sa)[mailto:1950@moj.gov.sa]</w:t>
+        <w:t>[mailto:1950@moj.gov.sa](mailto:1950@moj.gov.sa)</w:t>
         <w:br/>
         <w:t>&lt;tel:1950&gt;</w:t>
         <w:br/>
@@ -1569,7 +1569,7 @@
         <w:br/>
         <w:t>&lt;https://www.moj.gov.sa/&gt;</w:t>
         <w:br/>
-        <w:t>&lt;CfDJ8GyQMJD4wvpOv8eHR-GWJd13dZWHtU5hfzktkWpssLnE6U-I10m5IFE8o275GB5_p7IYEvYdngHnJxkQu1_LVtxjIbuoUeEWe39w0zCdFgz3Fu8KhregywLgOp1_QvVq0g=requestDecisionId?https://new.najiz.sa/applications/iexecution/Request/View/Decision&gt;</w:t>
+        <w:t>&lt;https://new.najiz.sa/applications/iexecution/Request/View/Decision?requestDecisionId=CfDJ8GyQMJD4wvpOv8eHR-GWJd13dZWHtU5hfzktkWpssLnE6U-I10m5IFE8o275GB5_p7IYEvYdngHnJxkQu1_LVtxjIbuoUeEWe39w0zCdFgz3Fu8KhregywLgOp1_QvVq0g&gt;</w:t>
         <w:br/>
         <w:t>&lt;https://new.najiz.sa/applications/dashboard&gt;</w:t>
         <w:br/>
@@ -1577,19 +1577,19 @@
         <w:br/>
         <w:t>&lt;https://new.najiz.sa/applications/lawsuit/bankruptcy&gt;</w:t>
         <w:br/>
-        <w:t>(1#)[1#\]</w:t>
+        <w:t>[\#1](#1)</w:t>
         <w:br/>
-        <w:t>(1#)[1#\]</w:t>
+        <w:t>[\#1](#1)</w:t>
         <w:br/>
-        <w:t>(1#)[1#\]</w:t>
+        <w:t>[\#1](#1)</w:t>
         <w:br/>
-        <w:t>(1#)[1#\]</w:t>
+        <w:t>[\#1](#1)</w:t>
         <w:br/>
         <w:t>&lt;https://new.najiz.sa/applications/crm/list&gt;</w:t>
         <w:br/>
         <w:t>&lt;https://new.najiz.sa/applications/lawsuit/judicial-fees&gt;</w:t>
         <w:br/>
-        <w:t>(1#)[1#\]</w:t>
+        <w:t>[\#1](#1)</w:t>
       </w:r>
     </w:p>
     <w:sectPr>

--- a/zaini_case_audit_output/outputs/word/documents/174_أمر تنفيذ عاتقة ـ نسخة.docx
+++ b/zaini_case_audit_output/outputs/word/documents/174_أمر تنفيذ عاتقة ـ نسخة.docx
@@ -78,7 +78,7 @@
           <w:b w:val="0"/>
           <w:i w:val="0"/>
         </w:rPr>
-        <w:t>دليل المرخصين للبحث</w:t>
+        <w:t>ثحبلل نيصخرملا ليلد</w:t>
       </w:r>
     </w:p>
     <w:p>
@@ -91,7 +91,7 @@
           <w:b w:val="0"/>
           <w:i w:val="0"/>
         </w:rPr>
-        <w:t>4024 اكتب هنا   خدمات التحقق  جميع الخدمات اإللكترونية</w:t>
+        <w:t>ةينورتكللإا تامدخلا عيمج  ققحتلا تامدخ   انه بتكا 4024</w:t>
       </w:r>
     </w:p>
     <w:p>
@@ -104,7 +104,7 @@
           <w:b w:val="0"/>
           <w:i w:val="0"/>
         </w:rPr>
-        <w:t>التبليغ العدلي</w:t>
+        <w:t>يلدعلا غيلبتلا</w:t>
       </w:r>
     </w:p>
     <w:p>
@@ -117,7 +117,7 @@
           <w:b w:val="0"/>
           <w:i w:val="0"/>
         </w:rPr>
-        <w:t>التكاليف القضائية</w:t>
+        <w:t>ةيئاضقلا فيلاكتلا</w:t>
       </w:r>
     </w:p>
     <w:p>
@@ -130,7 +130,7 @@
           <w:b w:val="0"/>
           <w:i w:val="0"/>
         </w:rPr>
-        <w:t>التواصل العدلي</w:t>
+        <w:t>يلدعلا لصاوتلا</w:t>
       </w:r>
     </w:p>
     <w:p>
@@ -143,7 +143,7 @@
           <w:b w:val="0"/>
           <w:i w:val="0"/>
         </w:rPr>
-        <w:t>التراخيص   المواعيد   1950</w:t>
+        <w:t>1950   ديعاوملا   صيخارتلا</w:t>
       </w:r>
     </w:p>
     <w:p>
@@ -156,7 +156,7 @@
           <w:b w:val="0"/>
           <w:i w:val="0"/>
         </w:rPr>
-        <w:t>... القضاء  اإلفالس  التنفيذ   التوثيق   العدلية</w:t>
+        <w:t>ةيلدعلا   قيثوتلا   ذيفنتلا  سلافلإا  ءاضقلا ...</w:t>
       </w:r>
     </w:p>
     <w:p>
@@ -169,7 +169,7 @@
           <w:b w:val="0"/>
           <w:i w:val="0"/>
         </w:rPr>
-        <w:t>لوحة مرحبا / المعلومات أسامه بن  احم</w:t>
+        <w:t>محا  نب هماسأ تامولعملا / ابحرم ةحول</w:t>
       </w:r>
     </w:p>
     <w:p>
@@ -182,7 +182,7 @@
           <w:b w:val="0"/>
           <w:i w:val="0"/>
         </w:rPr>
-        <w:t>االنهاء مرحلة</w:t>
+        <w:t>ةلحرم ءاهنلاا</w:t>
       </w:r>
     </w:p>
     <w:p>
@@ -195,7 +195,7 @@
           <w:b w:val="0"/>
           <w:i w:val="0"/>
         </w:rPr>
-        <w:t>مؤشر الحركة الماليه</w:t>
+        <w:t>هيلاملا ةكرحلا رشؤم</w:t>
       </w:r>
     </w:p>
     <w:p>
@@ -221,7 +221,7 @@
           <w:b w:val="0"/>
           <w:i w:val="0"/>
         </w:rPr>
-        <w:t>الطلب الصفة في نوع السند نوع السند المحكمة</w:t>
+        <w:t>ةمكحملا دنسلا عون دنسلا عون يف ةفصلا بلطلا</w:t>
       </w:r>
     </w:p>
     <w:p>
@@ -234,7 +234,7 @@
           <w:b w:val="0"/>
           <w:i w:val="0"/>
         </w:rPr>
-        <w:t>الفرعي محكمة دائرة التنفيذ</w:t>
+        <w:t>ذيفنتلا ةرئاد ةمكحم يعرفلا</w:t>
       </w:r>
     </w:p>
     <w:p>
@@ -247,7 +247,7 @@
           <w:b w:val="0"/>
           <w:i w:val="0"/>
         </w:rPr>
-        <w:t>الرئيسي</w:t>
+        <w:t>يسيئرلا</w:t>
       </w:r>
     </w:p>
     <w:p>
@@ -260,7 +260,7 @@
           <w:b w:val="0"/>
           <w:i w:val="0"/>
         </w:rPr>
-        <w:t>اجمالي المطالبة: 27651219.00لایر الطلب</w:t>
+        <w:t>بلطلا ریال27651219.00 :ةبلاطملا يلامجا</w:t>
       </w:r>
     </w:p>
     <w:p>
@@ -286,7 +286,7 @@
           <w:b w:val="0"/>
           <w:i w:val="0"/>
         </w:rPr>
-        <w:t>الثانية</w:t>
+        <w:t>ةيناثلا</w:t>
       </w:r>
     </w:p>
     <w:p>
@@ -325,7 +325,7 @@
           <w:b w:val="0"/>
           <w:i w:val="0"/>
         </w:rPr>
-        <w:t>المحكمة</w:t>
+        <w:t>ةمكحملا</w:t>
       </w:r>
     </w:p>
     <w:p>
@@ -338,7 +338,7 @@
           <w:b w:val="0"/>
           <w:i w:val="0"/>
         </w:rPr>
-        <w:t>حواالت تستلزم تحديث ايبان 0لایر</w:t>
+        <w:t>ریال0 نابيا ثيدحت مزلتست تلااوح</w:t>
       </w:r>
     </w:p>
     <w:p>
@@ -351,7 +351,7 @@
           <w:b w:val="0"/>
           <w:i w:val="0"/>
         </w:rPr>
-        <w:t>جاري التحويل 0لایر</w:t>
+        <w:t>ریال0 ليوحتلا يراج</w:t>
       </w:r>
     </w:p>
     <w:p>
@@ -377,7 +377,7 @@
           <w:b w:val="0"/>
           <w:i w:val="0"/>
         </w:rPr>
-        <w:t>المبلغ المتبقي 27651219لایر</w:t>
+        <w:t>ریال27651219 يقبتملا غلبملا</w:t>
       </w:r>
     </w:p>
     <w:p>
@@ -390,7 +390,7 @@
           <w:b w:val="0"/>
           <w:i w:val="0"/>
         </w:rPr>
-        <w:t>طلبات اجراء اخرى</w:t>
+        <w:t>ىرخا ءارجا تابلط</w:t>
       </w:r>
     </w:p>
     <w:p>
@@ -403,7 +403,7 @@
           <w:b w:val="0"/>
           <w:i w:val="0"/>
         </w:rPr>
-        <w:t>طلب إصدار فاتورة سداد</w:t>
+        <w:t>دادس ةروتاف رادصإ بلط</w:t>
       </w:r>
     </w:p>
     <w:p>
@@ -416,7 +416,7 @@
           <w:b w:val="0"/>
           <w:i w:val="0"/>
         </w:rPr>
-        <w:t>تفاصيل الطلب /</w:t>
+        <w:t>/ بلطلا ليصافت</w:t>
       </w:r>
     </w:p>
     <w:p>
@@ -468,7 +468,7 @@
           <w:b w:val="0"/>
           <w:i w:val="0"/>
         </w:rPr>
-        <w:t>إصدار فاتورة سداد</w:t>
+        <w:t>دادس ةروتاف رادصإ</w:t>
       </w:r>
     </w:p>
     <w:p>
@@ -481,7 +481,7 @@
           <w:b w:val="0"/>
           <w:i w:val="0"/>
         </w:rPr>
-        <w:t>األثنين 08/04/1445</w:t>
+        <w:t>08/04/1445 نينثلأا</w:t>
       </w:r>
     </w:p>
     <w:p>
@@ -494,7 +494,7 @@
           <w:b w:val="0"/>
           <w:i w:val="0"/>
         </w:rPr>
-        <w:t>التبليغ مرحلة</w:t>
+        <w:t>ةلحرم غيلبتلا</w:t>
       </w:r>
     </w:p>
     <w:p>
@@ -507,7 +507,7 @@
           <w:b w:val="0"/>
           <w:i w:val="0"/>
         </w:rPr>
-        <w:t>إجراءات على الطلب</w:t>
+        <w:t>بلطلا ىلع تاءارجإ</w:t>
       </w:r>
     </w:p>
     <w:p>
@@ -520,7 +520,7 @@
           <w:b w:val="0"/>
           <w:i w:val="0"/>
         </w:rPr>
-        <w:t>طلب تحويل مبلغ محجوز</w:t>
+        <w:t>زوجحم غلبم ليوحت بلط</w:t>
       </w:r>
     </w:p>
     <w:p>
@@ -533,7 +533,7 @@
           <w:b w:val="0"/>
           <w:i w:val="0"/>
         </w:rPr>
-        <w:t>األثنين 08/04/1445</w:t>
+        <w:t>08/04/1445 نينثلأا</w:t>
       </w:r>
     </w:p>
     <w:p>
@@ -546,7 +546,7 @@
           <w:b w:val="0"/>
           <w:i w:val="0"/>
         </w:rPr>
-        <w:t>تم قبول الطلب</w:t>
+        <w:t>بلطلا لوبق مت</w:t>
       </w:r>
     </w:p>
     <w:p>
@@ -559,7 +559,7 @@
           <w:b w:val="0"/>
           <w:i w:val="0"/>
         </w:rPr>
-        <w:t>مضمون الطلب</w:t>
+        <w:t>بلطلا نومضم</w:t>
       </w:r>
     </w:p>
     <w:p>
@@ -585,7 +585,7 @@
           <w:b w:val="0"/>
           <w:i w:val="0"/>
         </w:rPr>
-        <w:t>بيانات المبلغ</w:t>
+        <w:t>غلبملا تانايب</w:t>
       </w:r>
     </w:p>
     <w:p>
@@ -598,7 +598,7 @@
           <w:b w:val="0"/>
           <w:i w:val="0"/>
         </w:rPr>
-        <w:t>المبلغ المدون في السند / المحكوم بهالمبلغ المستلم</w:t>
+        <w:t>ملتسملا غلبملاهب موكحملا / دنسلا يف نودملا غلبملا</w:t>
       </w:r>
     </w:p>
     <w:p>
@@ -650,7 +650,7 @@
           <w:b w:val="0"/>
           <w:i w:val="0"/>
         </w:rPr>
-        <w:t>27651219 المبلغ المتبقي</w:t>
+        <w:t>يقبتملا غلبملا 27651219</w:t>
       </w:r>
     </w:p>
     <w:p>
@@ -676,7 +676,7 @@
           <w:b w:val="0"/>
           <w:i w:val="0"/>
         </w:rPr>
-        <w:t>لایر سعودي العملة</w:t>
+        <w:t>ةلمعلا يدوعس ریال</w:t>
       </w:r>
     </w:p>
     <w:p>
@@ -689,7 +689,7 @@
           <w:b w:val="0"/>
           <w:i w:val="0"/>
         </w:rPr>
-        <w:t>بيانات السند</w:t>
+        <w:t>دنسلا تانايب</w:t>
       </w:r>
     </w:p>
     <w:p>
@@ -702,7 +702,7 @@
           <w:b w:val="0"/>
           <w:i w:val="0"/>
         </w:rPr>
-        <w:t>رقم القضية</w:t>
+        <w:t>ةيضقلا مقر</w:t>
       </w:r>
     </w:p>
     <w:p>
@@ -715,7 +715,7 @@
           <w:b w:val="0"/>
           <w:i w:val="0"/>
         </w:rPr>
-        <w:t>42824717 المحكمه مصدره الحكم</w:t>
+        <w:t>مكحلا هردصم همكحملا 42824717</w:t>
       </w:r>
     </w:p>
     <w:p>
@@ -728,7 +728,7 @@
           <w:b w:val="0"/>
           <w:i w:val="0"/>
         </w:rPr>
-        <w:t>المحكمة التجارية بجدة</w:t>
+        <w:t>ةدجب ةيراجتلا ةمكحملا</w:t>
       </w:r>
     </w:p>
     <w:p>
@@ -741,7 +741,7 @@
           <w:b w:val="0"/>
           <w:i w:val="0"/>
         </w:rPr>
-        <w:t>تصنيف الطلب</w:t>
+        <w:t>بلطلا فينصت</w:t>
       </w:r>
     </w:p>
     <w:p>
@@ -754,7 +754,7 @@
           <w:b w:val="0"/>
           <w:i w:val="0"/>
         </w:rPr>
-        <w:t>تنفيذ حكم تجاري أعمال تجارية سنة القضية</w:t>
+        <w:t>ةيضقلا ةنس ةيراجت لامعأ يراجت مكح ذيفنت</w:t>
       </w:r>
     </w:p>
     <w:p>
@@ -806,7 +806,7 @@
           <w:b w:val="0"/>
           <w:i w:val="0"/>
         </w:rPr>
-        <w:t>المرفقات</w:t>
+        <w:t>تاقفرملا</w:t>
       </w:r>
     </w:p>
     <w:p>
@@ -819,7 +819,7 @@
           <w:b w:val="0"/>
           <w:i w:val="0"/>
         </w:rPr>
-        <w:t>عزيزي المستفيد , الكمال طلبك بنجاح تأكد من التالي:</w:t>
+        <w:t>:يلاتلا نم دكأت حاجنب كبلط لامكلا , ديفتسملا يزيزع</w:t>
       </w:r>
     </w:p>
     <w:p>
@@ -832,7 +832,7 @@
           <w:b w:val="0"/>
           <w:i w:val="0"/>
         </w:rPr>
-        <w:t>في حال ال يوجد ماسح ضوئي يفضل استخدام تطبيقات مساعدة لمسح المرفقات .</w:t>
+        <w:t>. تاقفرملا حسمل ةدعاسم تاقيبطت مادختسا لضفي يئوض حسام دجوي لا لاح يف</w:t>
       </w:r>
     </w:p>
     <w:p>
@@ -858,7 +858,7 @@
           <w:b w:val="0"/>
           <w:i w:val="0"/>
         </w:rPr>
-        <w:t>يجب أن يكون المرفق ملون وعالي الوضوح وبصيغة .pdf</w:t>
+        <w:t>.pdf ةغيصبو حوضولا يلاعو نولم قفرملا نوكي نأ بجي</w:t>
       </w:r>
     </w:p>
     <w:p>
@@ -871,7 +871,7 @@
           <w:b w:val="0"/>
           <w:i w:val="0"/>
         </w:rPr>
-        <w:t>ان كان السند التنفيذي مكون من عدة صفحات تأكد من إرفاق جميع الصفحات بملف pdf واحد وبنفس الترتيب .</w:t>
+        <w:t>. بيترتلا سفنبو دحاو pdf فلمب تاحفصلا عيمج قافرإ نم دكأت تاحفص ةدع نم نوكم يذيفنتلا دنسلا ناك نا</w:t>
       </w:r>
     </w:p>
     <w:p>
@@ -884,7 +884,7 @@
           <w:b w:val="0"/>
           <w:i w:val="0"/>
         </w:rPr>
-        <w:t>يتم إرفاق المستندات الخاصة بالسند التنفيذي فقط ,دون غيرها من المستندات األخرى .</w:t>
+        <w:t>. ىرخلأا تادنتسملا نم اهريغ نود, طقف يذيفنتلا دنسلاب ةصاخلا تادنتسملا قافرإ متي</w:t>
       </w:r>
     </w:p>
     <w:p>
@@ -897,7 +897,7 @@
           <w:b w:val="0"/>
           <w:i w:val="0"/>
         </w:rPr>
-        <w:t>اثناء مسح المستند , يجب أن يكون مسح المستند بحدود الصفحة وعدم تصوير أجزاء خارجيه.</w:t>
+        <w:t>.هيجراخ ءازجأ ريوصت مدعو ةحفصلا دودحب دنتسملا حسم نوكي نأ بجي , دنتسملا حسم ءانثا</w:t>
       </w:r>
     </w:p>
     <w:p>
@@ -910,7 +910,7 @@
           <w:b w:val="0"/>
           <w:i w:val="0"/>
         </w:rPr>
-        <w:t>المكتسب القطعيةpdf. ابدائي و تايد االستئناف عرض حكم ضد اسامة الزيني نسخة من السند *\</w:t>
+        <w:t>\* دنسلا نم ةخسن ينيزلا ةماسا دض مكح ضرع فانئتسلاا ديات و يئادبا pdf.ةيعطقلا بستكملا</w:t>
       </w:r>
     </w:p>
     <w:p>
@@ -923,7 +923,7 @@
           <w:b w:val="0"/>
           <w:i w:val="0"/>
         </w:rPr>
-        <w:t>صيغة الملف PDF - يجب ان تكون الصورة ملونة</w:t>
+        <w:t>ةنولم ةروصلا نوكت نا بجي - PDF فلملا ةغيص</w:t>
       </w:r>
     </w:p>
     <w:p>
@@ -936,7 +936,7 @@
           <w:b w:val="0"/>
           <w:i w:val="0"/>
         </w:rPr>
-        <w:t>طلبات اجراء بحاجة الى رد (0)</w:t>
+        <w:t>(0) در ىلا ةجاحب ءارجا تابلط</w:t>
       </w:r>
     </w:p>
     <w:p>
@@ -949,7 +949,7 @@
           <w:b w:val="0"/>
           <w:i w:val="0"/>
         </w:rPr>
-        <w:t>التبليغ العدلي</w:t>
+        <w:t>يلدعلا غيلبتلا</w:t>
       </w:r>
     </w:p>
     <w:p>
@@ -962,7 +962,7 @@
           <w:b w:val="0"/>
           <w:i w:val="0"/>
         </w:rPr>
-        <w:t>التكاليف القضائية</w:t>
+        <w:t>ةيئاضقلا فيلاكتلا</w:t>
       </w:r>
     </w:p>
     <w:p>
@@ -975,7 +975,7 @@
           <w:b w:val="0"/>
           <w:i w:val="0"/>
         </w:rPr>
-        <w:t>التواصل العدلي</w:t>
+        <w:t>يلدعلا لصاوتلا</w:t>
       </w:r>
     </w:p>
     <w:p>
@@ -988,7 +988,7 @@
           <w:b w:val="0"/>
           <w:i w:val="0"/>
         </w:rPr>
-        <w:t>التراخيص   المواعيد   1950</w:t>
+        <w:t>1950   ديعاوملا   صيخارتلا</w:t>
       </w:r>
     </w:p>
     <w:p>
@@ -1001,7 +1001,7 @@
           <w:b w:val="0"/>
           <w:i w:val="0"/>
         </w:rPr>
-        <w:t>لوحة المعلومات  القضاء  اإلفالس  التنفيذ   التوثيق   العدلية</w:t>
+        <w:t>ةيلدعلا   قيثوتلا   ذيفنتلا  سلافلإا  ءاضقلا  تامولعملا ةحول</w:t>
       </w:r>
     </w:p>
     <w:p>
@@ -1014,7 +1014,7 @@
           <w:b w:val="0"/>
           <w:i w:val="0"/>
         </w:rPr>
-        <w:t>بيانات األطراف</w:t>
+        <w:t>فارطلأا تانايب</w:t>
       </w:r>
     </w:p>
     <w:p>
@@ -1027,7 +1027,7 @@
           <w:b w:val="0"/>
           <w:i w:val="0"/>
         </w:rPr>
-        <w:t>التبليغ العدلي</w:t>
+        <w:t>يلدعلا غيلبتلا</w:t>
       </w:r>
     </w:p>
     <w:p>
@@ -1040,7 +1040,7 @@
           <w:b w:val="0"/>
           <w:i w:val="0"/>
         </w:rPr>
-        <w:t>التكاليف القضائية</w:t>
+        <w:t>ةيئاضقلا فيلاكتلا</w:t>
       </w:r>
     </w:p>
     <w:p>
@@ -1053,7 +1053,7 @@
           <w:b w:val="0"/>
           <w:i w:val="0"/>
         </w:rPr>
-        <w:t>التواصل العدلي</w:t>
+        <w:t>يلدعلا لصاوتلا</w:t>
       </w:r>
     </w:p>
     <w:p>
@@ -1066,7 +1066,7 @@
           <w:b w:val="0"/>
           <w:i w:val="0"/>
         </w:rPr>
-        <w:t>التراخيص   المواعيد   1950</w:t>
+        <w:t>1950   ديعاوملا   صيخارتلا</w:t>
       </w:r>
     </w:p>
     <w:p>
@@ -1079,7 +1079,7 @@
           <w:b w:val="0"/>
           <w:i w:val="0"/>
         </w:rPr>
-        <w:t>مقدم  الطلب اإلفالس  التنفيذ   التوثيق   العدلية</w:t>
+        <w:t>ةيلدعلا   قيثوتلا   ذيفنتلا  سلافلإا بلطلا  مدقم</w:t>
       </w:r>
     </w:p>
     <w:p>
@@ -1092,7 +1092,7 @@
           <w:b w:val="0"/>
           <w:i w:val="0"/>
         </w:rPr>
-        <w:t>محمد فواز بن منير الثعلي  لوحة المعلومات  القضاء</w:t>
+        <w:t>ءاضقلا  تامولعملا ةحول  يلعثلا رينم نب زاوف دمحم</w:t>
       </w:r>
     </w:p>
     <w:p>
@@ -1131,7 +1131,7 @@
           <w:b w:val="0"/>
           <w:i w:val="0"/>
         </w:rPr>
-        <w:t>طالب التنفيذ</w:t>
+        <w:t>ذيفنتلا بلاط</w:t>
       </w:r>
     </w:p>
     <w:p>
@@ -1157,7 +1157,7 @@
           <w:b w:val="0"/>
           <w:i w:val="0"/>
         </w:rPr>
-        <w:t>عاتقه محمديحي محمدعلى الحرازي - المبلغ</w:t>
+        <w:t>غلبملا - يزارحلا ىلعدمحم يحيدمحم هقتاع</w:t>
       </w:r>
     </w:p>
     <w:p>
@@ -1183,7 +1183,7 @@
           <w:b w:val="0"/>
           <w:i w:val="0"/>
         </w:rPr>
-        <w:t>المستحق (27651219)</w:t>
+        <w:t>(27651219) قحتسملا</w:t>
       </w:r>
     </w:p>
     <w:p>
@@ -1209,7 +1209,7 @@
           <w:b w:val="0"/>
           <w:i w:val="0"/>
         </w:rPr>
-        <w:t>جارى التبليغ  القرارات(1)</w:t>
+        <w:t>(1)تارارقلا  غيلبتلا ىراج</w:t>
       </w:r>
     </w:p>
     <w:p>
@@ -1222,7 +1222,7 @@
           <w:b w:val="0"/>
           <w:i w:val="0"/>
         </w:rPr>
-        <w:t>قرار 34</w:t>
+        <w:t>34 رارق</w:t>
       </w:r>
     </w:p>
     <w:p>
@@ -1248,7 +1248,7 @@
           <w:b w:val="0"/>
           <w:i w:val="0"/>
         </w:rPr>
-        <w:t>400344502394972 رقم القرار</w:t>
+        <w:t>رارقلا مقر 400344502394972</w:t>
       </w:r>
     </w:p>
     <w:p>
@@ -1261,7 +1261,7 @@
           <w:b w:val="0"/>
           <w:i w:val="0"/>
         </w:rPr>
-        <w:t>1445/04/08 تاريخ إصدار القرار</w:t>
+        <w:t>رارقلا رادصإ خيرات 1445/04/08</w:t>
       </w:r>
     </w:p>
     <w:p>
@@ -1274,7 +1274,7 @@
           <w:b w:val="0"/>
           <w:i w:val="0"/>
         </w:rPr>
-        <w:t>12:57:38 وقت إصدار القرار</w:t>
+        <w:t>رارقلا رادصإ تقو 12:57:38</w:t>
       </w:r>
     </w:p>
     <w:p>
@@ -1287,7 +1287,7 @@
           <w:b w:val="0"/>
           <w:i w:val="0"/>
         </w:rPr>
-        <w:t>عرض التفاصيل</w:t>
+        <w:t>ليصافتلا ضرع</w:t>
       </w:r>
     </w:p>
     <w:p>
@@ -1313,7 +1313,7 @@
           <w:b w:val="0"/>
           <w:i w:val="0"/>
         </w:rPr>
-        <w:t>المحاضر</w:t>
+        <w:t>رضاحملا</w:t>
       </w:r>
     </w:p>
     <w:p>
@@ -1326,7 +1326,7 @@
           <w:b w:val="0"/>
           <w:i w:val="0"/>
         </w:rPr>
-        <w:t>التقرير المالي</w:t>
+        <w:t>يلاملا ريرقتلا</w:t>
       </w:r>
     </w:p>
     <w:p>
@@ -1339,7 +1339,7 @@
           <w:b w:val="0"/>
           <w:i w:val="0"/>
         </w:rPr>
-        <w:t>جميع الحقوق محفوظة ©</w:t>
+        <w:t>© ةظوفحم قوقحلا عيمج</w:t>
       </w:r>
     </w:p>
     <w:p>
@@ -1352,7 +1352,7 @@
           <w:b w:val="0"/>
           <w:i w:val="0"/>
         </w:rPr>
-        <w:t>الشروط</w:t>
+        <w:t>طورشلا</w:t>
       </w:r>
     </w:p>
     <w:p>
@@ -1365,7 +1365,7 @@
           <w:b w:val="0"/>
           <w:i w:val="0"/>
         </w:rPr>
-        <w:t>سياسة</w:t>
+        <w:t>ةسايس</w:t>
       </w:r>
     </w:p>
     <w:p>
@@ -1378,7 +1378,7 @@
           <w:b w:val="0"/>
           <w:i w:val="0"/>
         </w:rPr>
-        <w:t>االسئلة</w:t>
+        <w:t>ةلئسلاا</w:t>
       </w:r>
     </w:p>
     <w:p>
@@ -1404,7 +1404,7 @@
           <w:b w:val="0"/>
           <w:i w:val="0"/>
         </w:rPr>
-        <w:t>سجل الحركة المالية</w:t>
+        <w:t>ةيلاملا ةكرحلا لجس</w:t>
       </w:r>
     </w:p>
     <w:p>
@@ -1430,7 +1430,7 @@
           <w:b w:val="0"/>
           <w:i w:val="0"/>
         </w:rPr>
-        <w:t>واألحكام</w:t>
+        <w:t>ماكحلأاو</w:t>
       </w:r>
     </w:p>
     <w:p>
@@ -1443,7 +1443,7 @@
           <w:b w:val="0"/>
           <w:i w:val="0"/>
         </w:rPr>
-        <w:t>الخصوصية</w:t>
+        <w:t>ةيصوصخلا</w:t>
       </w:r>
     </w:p>
     <w:p>
@@ -1456,7 +1456,7 @@
           <w:b w:val="0"/>
           <w:i w:val="0"/>
         </w:rPr>
-        <w:t>المتكررة</w:t>
+        <w:t>ةرركتملا</w:t>
       </w:r>
     </w:p>
     <w:p>
@@ -1469,7 +1469,7 @@
           <w:b w:val="0"/>
           <w:i w:val="0"/>
         </w:rPr>
-        <w:t>ناجز  1950</w:t>
+        <w:t>1950  زجان</w:t>
       </w:r>
     </w:p>
     <w:p>

--- a/zaini_case_audit_output/outputs/word/documents/174_أمر تنفيذ عاتقة ـ نسخة.docx
+++ b/zaini_case_audit_output/outputs/word/documents/174_أمر تنفيذ عاتقة ـ نسخة.docx
@@ -702,7 +702,7 @@
           <w:b w:val="0"/>
           <w:i w:val="0"/>
         </w:rPr>
-        <w:t>ةيضقلا مقر</w:t>
+        <w:t>رقم القضية</w:t>
       </w:r>
     </w:p>
     <w:p>
@@ -754,7 +754,7 @@
           <w:b w:val="0"/>
           <w:i w:val="0"/>
         </w:rPr>
-        <w:t>ةيضقلا ةنس ةيراجت لامعأ يراجت مكح ذيفنت</w:t>
+        <w:t>تنفيذ حكم تجاري أعمال تجارية سنة القضية</w:t>
       </w:r>
     </w:p>
     <w:p>
@@ -897,7 +897,7 @@
           <w:b w:val="0"/>
           <w:i w:val="0"/>
         </w:rPr>
-        <w:t>.هيجراخ ءازجأ ريوصت مدعو ةحفصلا دودحب دنتسملا حسم نوكي نأ بجي , دنتسملا حسم ءانثا</w:t>
+        <w:t>اثناء مسح المستند , يجب أن يكون مسح المستند بحدود الصفحة وعدم تصوير أجزاء خارجيه.</w:t>
       </w:r>
     </w:p>
     <w:p>

--- a/zaini_case_audit_output/outputs/word/documents/174_أمر تنفيذ عاتقة ـ نسخة.docx
+++ b/zaini_case_audit_output/outputs/word/documents/174_أمر تنفيذ عاتقة ـ نسخة.docx
@@ -70,14 +70,13 @@
     <w:p/>
     <w:p>
       <w:pPr>
+        <w:pStyle w:val="Heading2"/>
         <w:jc w:val="right"/>
         <w:bidi/>
       </w:pPr>
       <w:r>
-        <w:rPr>
-          <w:b w:val="0"/>
-          <w:i w:val="0"/>
-        </w:rPr>
+        <w:t>[المتن الفعلي: الوقائع / الأسباب / المنطوق] ===</w:t>
+        <w:br/>
         <w:t>ثحبلل نيصخرملا ليلد</w:t>
       </w:r>
     </w:p>
@@ -772,27 +771,25 @@
     </w:p>
     <w:p>
       <w:pPr>
+        <w:pStyle w:val="Heading2"/>
         <w:jc w:val="right"/>
         <w:bidi/>
       </w:pPr>
       <w:r>
-        <w:rPr>
-          <w:b w:val="0"/>
-          <w:i w:val="0"/>
-        </w:rPr>
+        <w:t>[الطلبات / المرفقات] ===</w:t>
+        <w:br/>
         <w:t>تفاصيل و مرفقات</w:t>
       </w:r>
     </w:p>
     <w:p>
       <w:pPr>
+        <w:pStyle w:val="Heading2"/>
         <w:jc w:val="right"/>
         <w:bidi/>
       </w:pPr>
       <w:r>
-        <w:rPr>
-          <w:b w:val="0"/>
-          <w:i w:val="0"/>
-        </w:rPr>
+        <w:t>[المتن الفعلي: الوقائع / الأسباب / المنطوق] ===</w:t>
+        <w:br/>
         <w:t>طلب تنفيذ بشأن مطالبة مالية والمبلغ المطلوب تنفيذه (27651219) وصف الحق</w:t>
       </w:r>
     </w:p>
@@ -824,27 +821,25 @@
     </w:p>
     <w:p>
       <w:pPr>
+        <w:pStyle w:val="Heading2"/>
         <w:jc w:val="right"/>
         <w:bidi/>
       </w:pPr>
       <w:r>
-        <w:rPr>
-          <w:b w:val="0"/>
-          <w:i w:val="0"/>
-        </w:rPr>
+        <w:t>[بيانات الأطراف: المدعي / المدعى عليه / الحاضرون] ===</w:t>
+        <w:br/>
         <w:t>. تاقفرملا حسمل ةدعاسم تاقيبطت مادختسا لضفي يئوض حسام دجوي لا لاح يف</w:t>
       </w:r>
     </w:p>
     <w:p>
       <w:pPr>
+        <w:pStyle w:val="Heading2"/>
         <w:jc w:val="right"/>
         <w:bidi/>
       </w:pPr>
       <w:r>
-        <w:rPr>
-          <w:b w:val="0"/>
-          <w:i w:val="0"/>
-        </w:rPr>
+        <w:t>[المتن الفعلي: الوقائع / الأسباب / المنطوق] ===</w:t>
+        <w:br/>
         <w:t>\!</w:t>
       </w:r>
     </w:p>
@@ -889,27 +884,25 @@
     </w:p>
     <w:p>
       <w:pPr>
+        <w:pStyle w:val="Heading2"/>
         <w:jc w:val="right"/>
         <w:bidi/>
       </w:pPr>
       <w:r>
-        <w:rPr>
-          <w:b w:val="0"/>
-          <w:i w:val="0"/>
-        </w:rPr>
+        <w:t>[ترويسة / كليشة رسمية — معلومات متكررة] ===</w:t>
+        <w:br/>
         <w:t>اثناء مسح المستند , يجب أن يكون مسح المستند بحدود الصفحة وعدم تصوير أجزاء خارجيه.</w:t>
       </w:r>
     </w:p>
     <w:p>
       <w:pPr>
+        <w:pStyle w:val="Heading2"/>
         <w:jc w:val="right"/>
         <w:bidi/>
       </w:pPr>
       <w:r>
-        <w:rPr>
-          <w:b w:val="0"/>
-          <w:i w:val="0"/>
-        </w:rPr>
+        <w:t>[المتن الفعلي: الوقائع / الأسباب / المنطوق] ===</w:t>
+        <w:br/>
         <w:t>\* دنسلا نم ةخسن ينيزلا ةماسا دض مكح ضرع فانئتسلاا ديات و يئادبا pdf.ةيعطقلا بستكملا</w:t>
       </w:r>
     </w:p>
@@ -1092,32 +1085,30 @@
           <w:b w:val="0"/>
           <w:i w:val="0"/>
         </w:rPr>
-        <w:t>ءاضقلا  تامولعملا ةحول  يلعثلا رينم نب زاوف دمحم</w:t>
+        <w:t>محمد فواز بن منير الثعلي  لوحة المعلومات  القضاء</w:t>
       </w:r>
     </w:p>
     <w:p>
       <w:pPr>
+        <w:pStyle w:val="Heading2"/>
         <w:jc w:val="right"/>
         <w:bidi/>
       </w:pPr>
       <w:r>
-        <w:rPr>
-          <w:b w:val="0"/>
-          <w:i w:val="0"/>
-        </w:rPr>
+        <w:t>[بيانات الأطراف: المدعي / المدعى عليه / الحاضرون] ===</w:t>
+        <w:br/>
         <w:t>وكيل فرد هوية وطنية: 1098908278 عرض المزيد</w:t>
       </w:r>
     </w:p>
     <w:p>
       <w:pPr>
+        <w:pStyle w:val="Heading2"/>
         <w:jc w:val="right"/>
         <w:bidi/>
       </w:pPr>
       <w:r>
-        <w:rPr>
-          <w:b w:val="0"/>
-          <w:i w:val="0"/>
-        </w:rPr>
+        <w:t>[المتن الفعلي: الوقائع / الأسباب / المنطوق] ===</w:t>
+        <w:br/>
         <w:t>المنفذ ضده</w:t>
       </w:r>
     </w:p>
@@ -1162,53 +1153,49 @@
     </w:p>
     <w:p>
       <w:pPr>
+        <w:pStyle w:val="Heading2"/>
         <w:jc w:val="right"/>
         <w:bidi/>
       </w:pPr>
       <w:r>
-        <w:rPr>
-          <w:b w:val="0"/>
-          <w:i w:val="0"/>
-        </w:rPr>
+        <w:t>[بيانات الأطراف: المدعي / المدعى عليه / الحاضرون] ===</w:t>
+        <w:br/>
         <w:t>فرد هوية وطنية: 1008017301 عرض المزيد</w:t>
       </w:r>
     </w:p>
     <w:p>
       <w:pPr>
+        <w:pStyle w:val="Heading2"/>
         <w:jc w:val="right"/>
         <w:bidi/>
       </w:pPr>
       <w:r>
-        <w:rPr>
-          <w:b w:val="0"/>
-          <w:i w:val="0"/>
-        </w:rPr>
+        <w:t>[المتن الفعلي: الوقائع / الأسباب / المنطوق] ===</w:t>
+        <w:br/>
         <w:t>(27651219) قحتسملا</w:t>
       </w:r>
     </w:p>
     <w:p>
       <w:pPr>
+        <w:pStyle w:val="Heading2"/>
         <w:jc w:val="right"/>
         <w:bidi/>
       </w:pPr>
       <w:r>
-        <w:rPr>
-          <w:b w:val="0"/>
-          <w:i w:val="0"/>
-        </w:rPr>
+        <w:t>[بيانات الأطراف: المدعي / المدعى عليه / الحاضرون] ===</w:t>
+        <w:br/>
         <w:t>فرد هوية وطنية: 1007056847 عرض المزيد</w:t>
       </w:r>
     </w:p>
     <w:p>
       <w:pPr>
+        <w:pStyle w:val="Heading2"/>
         <w:jc w:val="right"/>
         <w:bidi/>
       </w:pPr>
       <w:r>
-        <w:rPr>
-          <w:b w:val="0"/>
-          <w:i w:val="0"/>
-        </w:rPr>
+        <w:t>[المتن الفعلي: الوقائع / الأسباب / المنطوق] ===</w:t>
+        <w:br/>
         <w:t>(1)تارارقلا  غيلبتلا ىراج</w:t>
       </w:r>
     </w:p>
@@ -1227,27 +1214,25 @@
     </w:p>
     <w:p>
       <w:pPr>
+        <w:pStyle w:val="Heading2"/>
         <w:jc w:val="right"/>
         <w:bidi/>
       </w:pPr>
       <w:r>
-        <w:rPr>
-          <w:b w:val="0"/>
-          <w:i w:val="0"/>
-        </w:rPr>
+        <w:t>[بيانات الأطراف: المدعي / المدعى عليه / الحاضرون] ===</w:t>
+        <w:br/>
         <w:t>اسامة احمد عباس زيني اسم المنفذ ضدة</w:t>
       </w:r>
     </w:p>
     <w:p>
       <w:pPr>
+        <w:pStyle w:val="Heading2"/>
         <w:jc w:val="right"/>
         <w:bidi/>
       </w:pPr>
       <w:r>
-        <w:rPr>
-          <w:b w:val="0"/>
-          <w:i w:val="0"/>
-        </w:rPr>
+        <w:t>[المتن الفعلي: الوقائع / الأسباب / المنطوق] ===</w:t>
+        <w:br/>
         <w:t>رارقلا مقر 400344502394972</w:t>
       </w:r>
     </w:p>
@@ -1474,27 +1459,25 @@
     </w:p>
     <w:p>
       <w:pPr>
+        <w:pStyle w:val="Heading2"/>
         <w:jc w:val="right"/>
         <w:bidi/>
       </w:pPr>
       <w:r>
-        <w:rPr>
-          <w:b w:val="0"/>
-          <w:i w:val="0"/>
-        </w:rPr>
+        <w:t>[ترويسة / كليشة رسمية — معلومات متكررة] ===</w:t>
+        <w:br/>
         <w:t>1950@moj.gov.sa</w:t>
       </w:r>
     </w:p>
     <w:p>
       <w:pPr>
+        <w:pStyle w:val="Heading2"/>
         <w:jc w:val="right"/>
         <w:bidi/>
       </w:pPr>
       <w:r>
-        <w:rPr>
-          <w:b w:val="0"/>
-          <w:i w:val="0"/>
-        </w:rPr>
+        <w:t>[المتن الفعلي: الوقائع / الأسباب / المنطوق] ===</w:t>
+        <w:br/>
         <w:t>&lt;https://new.najiz.sa/applications/dashboard&gt;</w:t>
         <w:br/>
         <w:t>&lt;https://new.najiz.sa/applications/iExecution#/&gt;</w:t>
@@ -1552,8 +1535,28 @@
         <w:t>[\#1](#1)</w:t>
         <w:br/>
         <w:t>&lt;https://new.najiz.sa/dashboard&gt;</w:t>
+      </w:r>
+    </w:p>
+    <w:p>
+      <w:pPr>
+        <w:pStyle w:val="Heading2"/>
+        <w:jc w:val="right"/>
+        <w:bidi/>
+      </w:pPr>
+      <w:r>
+        <w:t>[ترويسة / كليشة رسمية — معلومات متكررة] ===</w:t>
         <w:br/>
         <w:t>[mailto:1950@moj.gov.sa](mailto:1950@moj.gov.sa)</w:t>
+      </w:r>
+    </w:p>
+    <w:p>
+      <w:pPr>
+        <w:pStyle w:val="Heading2"/>
+        <w:jc w:val="right"/>
+        <w:bidi/>
+      </w:pPr>
+      <w:r>
+        <w:t>[المتن الفعلي: الوقائع / الأسباب / المنطوق] ===</w:t>
         <w:br/>
         <w:t>&lt;tel:1950&gt;</w:t>
         <w:br/>
@@ -1566,8 +1569,28 @@
         <w:t>&lt;https://new.najiz.sa/terms-conditions&gt;</w:t>
         <w:br/>
         <w:t>&lt;https://vision2030.gov.sa/ar&gt;</w:t>
+      </w:r>
+    </w:p>
+    <w:p>
+      <w:pPr>
+        <w:pStyle w:val="Heading2"/>
+        <w:jc w:val="right"/>
+        <w:bidi/>
+      </w:pPr>
+      <w:r>
+        <w:t>[ترويسة / كليشة رسمية — معلومات متكررة] ===</w:t>
         <w:br/>
         <w:t>&lt;https://www.moj.gov.sa/&gt;</w:t>
+      </w:r>
+    </w:p>
+    <w:p>
+      <w:pPr>
+        <w:pStyle w:val="Heading2"/>
+        <w:jc w:val="right"/>
+        <w:bidi/>
+      </w:pPr>
+      <w:r>
+        <w:t>[المتن الفعلي: الوقائع / الأسباب / المنطوق] ===</w:t>
         <w:br/>
         <w:t>&lt;https://new.najiz.sa/applications/iexecution/Request/View/Decision?requestDecisionId=CfDJ8GyQMJD4wvpOv8eHR-GWJd13dZWHtU5hfzktkWpssLnE6U-I10m5IFE8o275GB5_p7IYEvYdngHnJxkQu1_LVtxjIbuoUeEWe39w0zCdFgz3Fu8KhregywLgOp1_QvVq0g&gt;</w:t>
         <w:br/>

--- a/zaini_case_audit_output/outputs/word/documents/174_أمر تنفيذ عاتقة ـ نسخة.docx
+++ b/zaini_case_audit_output/outputs/word/documents/174_أمر تنفيذ عاتقة ـ نسخة.docx
@@ -103,7 +103,7 @@
           <w:b w:val="0"/>
           <w:i w:val="0"/>
         </w:rPr>
-        <w:t>يلدعلا غيلبتلا</w:t>
+        <w:t>التبليغ العدلي</w:t>
       </w:r>
     </w:p>
     <w:p>
@@ -116,7 +116,7 @@
           <w:b w:val="0"/>
           <w:i w:val="0"/>
         </w:rPr>
-        <w:t>ةيئاضقلا فيلاكتلا</w:t>
+        <w:t>التكاليف القضائية</w:t>
       </w:r>
     </w:p>
     <w:p>
@@ -129,7 +129,7 @@
           <w:b w:val="0"/>
           <w:i w:val="0"/>
         </w:rPr>
-        <w:t>يلدعلا لصاوتلا</w:t>
+        <w:t>التواصل العدلي</w:t>
       </w:r>
     </w:p>
     <w:p>
@@ -155,7 +155,7 @@
           <w:b w:val="0"/>
           <w:i w:val="0"/>
         </w:rPr>
-        <w:t>ةيلدعلا   قيثوتلا   ذيفنتلا  سلافلإا  ءاضقلا ...</w:t>
+        <w:t>... القضاء  اإلفالس  التنفيذ   التوثيق   العدلية</w:t>
       </w:r>
     </w:p>
     <w:p>
@@ -212,54 +212,50 @@
     </w:p>
     <w:p>
       <w:pPr>
+        <w:pStyle w:val="Heading2"/>
         <w:jc w:val="right"/>
         <w:bidi/>
       </w:pPr>
       <w:r>
-        <w:rPr>
-          <w:b w:val="0"/>
-          <w:i w:val="0"/>
-        </w:rPr>
-        <w:t>ةمكحملا دنسلا عون دنسلا عون يف ةفصلا بلطلا</w:t>
+        <w:t>[بيانات الأطراف: المدعي / المدعى عليه / الحاضرون] ===</w:t>
+        <w:br/>
+        <w:t>الطلب الصفة في نوع السند نوع السند المحكمة</w:t>
       </w:r>
     </w:p>
     <w:p>
       <w:pPr>
+        <w:pStyle w:val="Heading2"/>
         <w:jc w:val="right"/>
         <w:bidi/>
       </w:pPr>
       <w:r>
-        <w:rPr>
-          <w:b w:val="0"/>
-          <w:i w:val="0"/>
-        </w:rPr>
-        <w:t>ذيفنتلا ةرئاد ةمكحم يعرفلا</w:t>
+        <w:t>[المتن الفعلي: الوقائع / الأسباب / المنطوق] ===</w:t>
+        <w:br/>
+        <w:t>الفرعي محكمة دائرة التنفيذ</w:t>
       </w:r>
     </w:p>
     <w:p>
       <w:pPr>
+        <w:pStyle w:val="Heading2"/>
         <w:jc w:val="right"/>
         <w:bidi/>
       </w:pPr>
       <w:r>
-        <w:rPr>
-          <w:b w:val="0"/>
-          <w:i w:val="0"/>
-        </w:rPr>
-        <w:t>يسيئرلا</w:t>
+        <w:t>[المُرسَل إليه / المخاطَب والتحية] ===</w:t>
+        <w:br/>
+        <w:t>الرئيسي</w:t>
       </w:r>
     </w:p>
     <w:p>
       <w:pPr>
+        <w:pStyle w:val="Heading2"/>
         <w:jc w:val="right"/>
         <w:bidi/>
       </w:pPr>
       <w:r>
-        <w:rPr>
-          <w:b w:val="0"/>
-          <w:i w:val="0"/>
-        </w:rPr>
-        <w:t>بلطلا ریال27651219.00 :ةبلاطملا يلامجا</w:t>
+        <w:t>[المتن الفعلي: الوقائع / الأسباب / المنطوق] ===</w:t>
+        <w:br/>
+        <w:t>اجمالي المطالبة: 27651219.00لایر الطلب</w:t>
       </w:r>
     </w:p>
     <w:p>
@@ -311,7 +307,7 @@
           <w:b w:val="0"/>
           <w:i w:val="0"/>
         </w:rPr>
-        <w:t>قرارات أمر صادر من منفذ ضده مالي - احكام و حكم /قرار/</w:t>
+        <w:t>/رارق/ مكح و ماكحا - يلام هدض ذفنم نم رداص رمأ تارارق</w:t>
       </w:r>
     </w:p>
     <w:p>
@@ -324,7 +320,7 @@
           <w:b w:val="0"/>
           <w:i w:val="0"/>
         </w:rPr>
-        <w:t>ةمكحملا</w:t>
+        <w:t>المحكمة</w:t>
       </w:r>
     </w:p>
     <w:p>
@@ -363,7 +359,7 @@
           <w:b w:val="0"/>
           <w:i w:val="0"/>
         </w:rPr>
-        <w:t>المحول للمستفيد 0لایر</w:t>
+        <w:t>ریال0 ديفتسملل لوحملا</w:t>
       </w:r>
     </w:p>
     <w:p>
@@ -376,7 +372,7 @@
           <w:b w:val="0"/>
           <w:i w:val="0"/>
         </w:rPr>
-        <w:t>ریال27651219 يقبتملا غلبملا</w:t>
+        <w:t>المبلغ المتبقي 27651219لایر</w:t>
       </w:r>
     </w:p>
     <w:p>
@@ -454,7 +450,7 @@
           <w:b w:val="0"/>
           <w:i w:val="0"/>
         </w:rPr>
-        <w:t>46 طلب رفع اجراء من قرار</w:t>
+        <w:t>رارق نم ءارجا عفر بلط 46</w:t>
       </w:r>
     </w:p>
     <w:p>
@@ -506,7 +502,7 @@
           <w:b w:val="0"/>
           <w:i w:val="0"/>
         </w:rPr>
-        <w:t>بلطلا ىلع تاءارجإ</w:t>
+        <w:t>إجراءات على الطلب</w:t>
       </w:r>
     </w:p>
     <w:p>
@@ -545,7 +541,7 @@
           <w:b w:val="0"/>
           <w:i w:val="0"/>
         </w:rPr>
-        <w:t>بلطلا لوبق مت</w:t>
+        <w:t>تم قبول الطلب</w:t>
       </w:r>
     </w:p>
     <w:p>
@@ -584,7 +580,7 @@
           <w:b w:val="0"/>
           <w:i w:val="0"/>
         </w:rPr>
-        <w:t>غلبملا تانايب</w:t>
+        <w:t>بيانات المبلغ</w:t>
       </w:r>
     </w:p>
     <w:p>
@@ -597,7 +593,7 @@
           <w:b w:val="0"/>
           <w:i w:val="0"/>
         </w:rPr>
-        <w:t>ملتسملا غلبملاهب موكحملا / دنسلا يف نودملا غلبملا</w:t>
+        <w:t>المبلغ المدون في السند / المحكوم بهالمبلغ المستلم</w:t>
       </w:r>
     </w:p>
     <w:p>
@@ -649,7 +645,7 @@
           <w:b w:val="0"/>
           <w:i w:val="0"/>
         </w:rPr>
-        <w:t>يقبتملا غلبملا 27651219</w:t>
+        <w:t>27651219 المبلغ المتبقي</w:t>
       </w:r>
     </w:p>
     <w:p>
@@ -667,27 +663,25 @@
     </w:p>
     <w:p>
       <w:pPr>
+        <w:pStyle w:val="Heading2"/>
         <w:jc w:val="right"/>
         <w:bidi/>
       </w:pPr>
       <w:r>
-        <w:rPr>
-          <w:b w:val="0"/>
-          <w:i w:val="0"/>
-        </w:rPr>
-        <w:t>ةلمعلا يدوعس ریال</w:t>
+        <w:t>[بيانات الأطراف: المدعي / المدعى عليه / الحاضرون] ===</w:t>
+        <w:br/>
+        <w:t>لایر سعودي العملة</w:t>
       </w:r>
     </w:p>
     <w:p>
       <w:pPr>
+        <w:pStyle w:val="Heading2"/>
         <w:jc w:val="right"/>
         <w:bidi/>
       </w:pPr>
       <w:r>
-        <w:rPr>
-          <w:b w:val="0"/>
-          <w:i w:val="0"/>
-        </w:rPr>
+        <w:t>[المتن الفعلي: الوقائع / الأسباب / المنطوق] ===</w:t>
+        <w:br/>
         <w:t>دنسلا تانايب</w:t>
       </w:r>
     </w:p>
@@ -714,7 +708,7 @@
           <w:b w:val="0"/>
           <w:i w:val="0"/>
         </w:rPr>
-        <w:t>مكحلا هردصم همكحملا 42824717</w:t>
+        <w:t>42824717 المحكمه مصدره الحكم</w:t>
       </w:r>
     </w:p>
     <w:p>
@@ -727,7 +721,7 @@
           <w:b w:val="0"/>
           <w:i w:val="0"/>
         </w:rPr>
-        <w:t>ةدجب ةيراجتلا ةمكحملا</w:t>
+        <w:t>المحكمة التجارية بجدة</w:t>
       </w:r>
     </w:p>
     <w:p>
@@ -795,28 +789,26 @@
     </w:p>
     <w:p>
       <w:pPr>
+        <w:pStyle w:val="Heading2"/>
         <w:jc w:val="right"/>
         <w:bidi/>
       </w:pPr>
       <w:r>
-        <w:rPr>
-          <w:b w:val="0"/>
-          <w:i w:val="0"/>
-        </w:rPr>
-        <w:t>تاقفرملا</w:t>
+        <w:t>[الطلبات / المرفقات] ===</w:t>
+        <w:br/>
+        <w:t>المرفقات</w:t>
       </w:r>
     </w:p>
     <w:p>
       <w:pPr>
+        <w:pStyle w:val="Heading2"/>
         <w:jc w:val="right"/>
         <w:bidi/>
       </w:pPr>
       <w:r>
-        <w:rPr>
-          <w:b w:val="0"/>
-          <w:i w:val="0"/>
-        </w:rPr>
-        <w:t>:يلاتلا نم دكأت حاجنب كبلط لامكلا , ديفتسملا يزيزع</w:t>
+        <w:t>[المتن الفعلي: الوقائع / الأسباب / المنطوق] ===</w:t>
+        <w:br/>
+        <w:t>عزيزي المستفيد , الكمال طلبك بنجاح تأكد من التالي:</w:t>
       </w:r>
     </w:p>
     <w:p>
@@ -826,9 +818,9 @@
         <w:bidi/>
       </w:pPr>
       <w:r>
-        <w:t>[بيانات الأطراف: المدعي / المدعى عليه / الحاضرون] ===</w:t>
+        <w:t>[الطلبات / المرفقات] ===</w:t>
         <w:br/>
-        <w:t>. تاقفرملا حسمل ةدعاسم تاقيبطت مادختسا لضفي يئوض حسام دجوي لا لاح يف</w:t>
+        <w:t>في حال ال يوجد ماسح ضوئي يفضل استخدام تطبيقات مساعدة لمسح المرفقات .</w:t>
       </w:r>
     </w:p>
     <w:p>
@@ -866,7 +858,7 @@
           <w:b w:val="0"/>
           <w:i w:val="0"/>
         </w:rPr>
-        <w:t>. بيترتلا سفنبو دحاو pdf فلمب تاحفصلا عيمج قافرإ نم دكأت تاحفص ةدع نم نوكم يذيفنتلا دنسلا ناك نا</w:t>
+        <w:t>ان كان السند التنفيذي مكون من عدة صفحات تأكد من إرفاق جميع الصفحات بملف pdf واحد وبنفس الترتيب .</w:t>
       </w:r>
     </w:p>
     <w:p>
@@ -879,7 +871,7 @@
           <w:b w:val="0"/>
           <w:i w:val="0"/>
         </w:rPr>
-        <w:t>. ىرخلأا تادنتسملا نم اهريغ نود, طقف يذيفنتلا دنسلاب ةصاخلا تادنتسملا قافرإ متي</w:t>
+        <w:t>يتم إرفاق المستندات الخاصة بالسند التنفيذي فقط ,دون غيرها من المستندات األخرى .</w:t>
       </w:r>
     </w:p>
     <w:p>
@@ -903,7 +895,7 @@
       <w:r>
         <w:t>[المتن الفعلي: الوقائع / الأسباب / المنطوق] ===</w:t>
         <w:br/>
-        <w:t>\* دنسلا نم ةخسن ينيزلا ةماسا دض مكح ضرع فانئتسلاا ديات و يئادبا pdf.ةيعطقلا بستكملا</w:t>
+        <w:t>المكتسب القطعيةpdf. ابدائي و تايد االستئناف عرض حكم ضد اسامة الزيني نسخة من السند *\</w:t>
       </w:r>
     </w:p>
     <w:p>
@@ -916,7 +908,7 @@
           <w:b w:val="0"/>
           <w:i w:val="0"/>
         </w:rPr>
-        <w:t>ةنولم ةروصلا نوكت نا بجي - PDF فلملا ةغيص</w:t>
+        <w:t>صيغة الملف PDF - يجب ان تكون الصورة ملونة</w:t>
       </w:r>
     </w:p>
     <w:p>
@@ -942,7 +934,7 @@
           <w:b w:val="0"/>
           <w:i w:val="0"/>
         </w:rPr>
-        <w:t>يلدعلا غيلبتلا</w:t>
+        <w:t>التبليغ العدلي</w:t>
       </w:r>
     </w:p>
     <w:p>
@@ -955,7 +947,7 @@
           <w:b w:val="0"/>
           <w:i w:val="0"/>
         </w:rPr>
-        <w:t>ةيئاضقلا فيلاكتلا</w:t>
+        <w:t>التكاليف القضائية</w:t>
       </w:r>
     </w:p>
     <w:p>
@@ -968,7 +960,7 @@
           <w:b w:val="0"/>
           <w:i w:val="0"/>
         </w:rPr>
-        <w:t>يلدعلا لصاوتلا</w:t>
+        <w:t>التواصل العدلي</w:t>
       </w:r>
     </w:p>
     <w:p>
@@ -994,7 +986,7 @@
           <w:b w:val="0"/>
           <w:i w:val="0"/>
         </w:rPr>
-        <w:t>ةيلدعلا   قيثوتلا   ذيفنتلا  سلافلإا  ءاضقلا  تامولعملا ةحول</w:t>
+        <w:t>لوحة المعلومات  القضاء  اإلفالس  التنفيذ   التوثيق   العدلية</w:t>
       </w:r>
     </w:p>
     <w:p>
@@ -1020,7 +1012,7 @@
           <w:b w:val="0"/>
           <w:i w:val="0"/>
         </w:rPr>
-        <w:t>يلدعلا غيلبتلا</w:t>
+        <w:t>التبليغ العدلي</w:t>
       </w:r>
     </w:p>
     <w:p>
@@ -1033,7 +1025,7 @@
           <w:b w:val="0"/>
           <w:i w:val="0"/>
         </w:rPr>
-        <w:t>ةيئاضقلا فيلاكتلا</w:t>
+        <w:t>التكاليف القضائية</w:t>
       </w:r>
     </w:p>
     <w:p>
@@ -1046,7 +1038,7 @@
           <w:b w:val="0"/>
           <w:i w:val="0"/>
         </w:rPr>
-        <w:t>يلدعلا لصاوتلا</w:t>
+        <w:t>التواصل العدلي</w:t>
       </w:r>
     </w:p>
     <w:p>
@@ -1072,7 +1064,7 @@
           <w:b w:val="0"/>
           <w:i w:val="0"/>
         </w:rPr>
-        <w:t>ةيلدعلا   قيثوتلا   ذيفنتلا  سلافلإا بلطلا  مدقم</w:t>
+        <w:t>مقدم  الطلب اإلفالس  التنفيذ   التوثيق   العدلية</w:t>
       </w:r>
     </w:p>
     <w:p>
@@ -1109,7 +1101,7 @@
       <w:r>
         <w:t>[المتن الفعلي: الوقائع / الأسباب / المنطوق] ===</w:t>
         <w:br/>
-        <w:t>المنفذ ضده</w:t>
+        <w:t>هدض ذفنملا</w:t>
       </w:r>
     </w:p>
     <w:p>
@@ -1122,7 +1114,7 @@
           <w:b w:val="0"/>
           <w:i w:val="0"/>
         </w:rPr>
-        <w:t>ذيفنتلا بلاط</w:t>
+        <w:t>طالب التنفيذ</w:t>
       </w:r>
     </w:p>
     <w:p>
@@ -1148,7 +1140,7 @@
           <w:b w:val="0"/>
           <w:i w:val="0"/>
         </w:rPr>
-        <w:t>غلبملا - يزارحلا ىلعدمحم يحيدمحم هقتاع</w:t>
+        <w:t>عاتقه محمديحي محمدعلى الحرازي - المبلغ</w:t>
       </w:r>
     </w:p>
     <w:p>
@@ -1233,7 +1225,7 @@
       <w:r>
         <w:t>[المتن الفعلي: الوقائع / الأسباب / المنطوق] ===</w:t>
         <w:br/>
-        <w:t>رارقلا مقر 400344502394972</w:t>
+        <w:t>400344502394972 رقم القرار</w:t>
       </w:r>
     </w:p>
     <w:p>
@@ -1246,7 +1238,7 @@
           <w:b w:val="0"/>
           <w:i w:val="0"/>
         </w:rPr>
-        <w:t>رارقلا رادصإ خيرات 1445/04/08</w:t>
+        <w:t>1445/04/08 تاريخ إصدار القرار</w:t>
       </w:r>
     </w:p>
     <w:p>
@@ -1298,7 +1290,7 @@
           <w:b w:val="0"/>
           <w:i w:val="0"/>
         </w:rPr>
-        <w:t>رضاحملا</w:t>
+        <w:t>المحاضر</w:t>
       </w:r>
     </w:p>
     <w:p>
@@ -1311,7 +1303,7 @@
           <w:b w:val="0"/>
           <w:i w:val="0"/>
         </w:rPr>
-        <w:t>يلاملا ريرقتلا</w:t>
+        <w:t>التقرير المالي</w:t>
       </w:r>
     </w:p>
     <w:p>
@@ -1376,7 +1368,7 @@
           <w:b w:val="0"/>
           <w:i w:val="0"/>
         </w:rPr>
-        <w:t>عن</w:t>
+        <w:t>نع</w:t>
       </w:r>
     </w:p>
     <w:p>

--- a/zaini_case_audit_output/outputs/word/documents/174_أمر تنفيذ عاتقة ـ نسخة.docx
+++ b/zaini_case_audit_output/outputs/word/documents/174_أمر تنفيذ عاتقة ـ نسخة.docx
@@ -168,7 +168,7 @@
           <w:b w:val="0"/>
           <w:i w:val="0"/>
         </w:rPr>
-        <w:t>محا  نب هماسأ تامولعملا / ابحرم ةحول</w:t>
+        <w:t>لوحة مرحبا / المعلومات أسامه بن  احم</w:t>
       </w:r>
     </w:p>
     <w:p>
@@ -194,7 +194,7 @@
           <w:b w:val="0"/>
           <w:i w:val="0"/>
         </w:rPr>
-        <w:t>هيلاملا ةكرحلا رشؤم</w:t>
+        <w:t>مؤشر الحركة الماليه</w:t>
       </w:r>
     </w:p>
     <w:p>
@@ -307,7 +307,7 @@
           <w:b w:val="0"/>
           <w:i w:val="0"/>
         </w:rPr>
-        <w:t>/رارق/ مكح و ماكحا - يلام هدض ذفنم نم رداص رمأ تارارق</w:t>
+        <w:t>قرارات أمر صادر من منفذ ضده مالي - احكام و حكم /قرار/</w:t>
       </w:r>
     </w:p>
     <w:p>
@@ -845,7 +845,7 @@
           <w:b w:val="0"/>
           <w:i w:val="0"/>
         </w:rPr>
-        <w:t>.pdf ةغيصبو حوضولا يلاعو نولم قفرملا نوكي نأ بجي</w:t>
+        <w:t>يجب أن يكون المرفق ملون وعالي الوضوح وبصيغة .pdf</w:t>
       </w:r>
     </w:p>
     <w:p>
@@ -921,7 +921,7 @@
           <w:b w:val="0"/>
           <w:i w:val="0"/>
         </w:rPr>
-        <w:t>(0) در ىلا ةجاحب ءارجا تابلط</w:t>
+        <w:t>طلبات اجراء بحاجة الى رد (0)</w:t>
       </w:r>
     </w:p>
     <w:p>
@@ -1381,7 +1381,7 @@
           <w:b w:val="0"/>
           <w:i w:val="0"/>
         </w:rPr>
-        <w:t>ةيلاملا ةكرحلا لجس</w:t>
+        <w:t>سجل الحركة المالية</w:t>
       </w:r>
     </w:p>
     <w:p>
